--- a/assets/downloads/simulation-5/rubric.docx
+++ b/assets/downloads/simulation-5/rubric.docx
@@ -988,7 +988,7 @@
         <w:i/>
         <w:sz w:val="18"/>
       </w:rPr>
-      <w:t>Clinical Simulations for the Athletic Trainer HKPropel Access</w:t>
+      <w:t>Clinical Simulations for the Athletic Trainer Instructor Guide</w:t>
     </w:r>
     <w:r>
       <w:rPr>
